--- a/docs/AtoM_Heratio_TimeLimitedShareLink_Feature_Overview.docx
+++ b/docs/AtoM_Heratio_TimeLimitedShareLink_Feature_Overview.docx
@@ -7,7 +7,7 @@
         <w:pStyle w:val="Title"/>
       </w:pPr>
       <w:r>
-        <w:t xml:space="preserve">Time-Limited Share Link — Feature Overview</w:t>
+        <w:t xml:space="preserve">Time-Limited Share Link — Feature Overview v0.2.0</w:t>
       </w:r>
     </w:p>
     <w:p>
@@ -18,7 +18,7 @@
         <w:t xml:space="preserve">The Archive and Heritage Group (Pty) Ltd</w:t>
       </w:r>
     </w:p>
-    <w:bookmarkStart w:id="29" w:name="time-limited-share-link-feature-overview"/>
+    <w:bookmarkStart w:id="30" w:name="time-limited-share-link-feature-overview"/>
     <w:p>
       <w:pPr>
         <w:pStyle w:val="Heading1"/>
@@ -82,7 +82,7 @@
         <w:t xml:space="preserve"> </w:t>
       </w:r>
       <w:r>
-        <w:t xml:space="preserve">0.1.0 (initial release)</w:t>
+        <w:t xml:space="preserve">0.2.0 (May 2026 — adds bookmarkable issue form)</w:t>
       </w:r>
       <w:r>
         <w:t xml:space="preserve"> </w:t>
@@ -1983,12 +1983,333 @@
       </w:r>
     </w:p>
     <w:bookmarkEnd w:id="27"/>
-    <w:bookmarkStart w:id="28" w:name="licence"/>
+    <w:bookmarkStart w:id="28" w:name="whats-new-in-v0.2.0-may-2026"/>
     <w:p>
       <w:pPr>
         <w:pStyle w:val="Heading2"/>
       </w:pPr>
       <w:r>
+        <w:t xml:space="preserve">What’s New in v0.2.0 (May 2026)</w:t>
+      </w:r>
+    </w:p>
+    <w:p>
+      <w:pPr>
+        <w:pStyle w:val="FirstParagraph"/>
+      </w:pPr>
+      <w:r>
+        <w:t xml:space="preserve">The v0.1.0 release surfaced the issue form as a</w:t>
+      </w:r>
+      <w:r>
+        <w:t xml:space="preserve"> </w:t>
+      </w:r>
+      <w:r>
+        <w:rPr>
+          <w:bCs/>
+          <w:b/>
+        </w:rPr>
+        <w:t xml:space="preserve">Bootstrap modal</w:t>
+      </w:r>
+      <w:r>
+        <w:t xml:space="preserve"> </w:t>
+      </w:r>
+      <w:r>
+        <w:t xml:space="preserve">injected onto every information_object show page (via</w:t>
+      </w:r>
+      <w:r>
+        <w:t xml:space="preserve"> </w:t>
+      </w:r>
+      <w:r>
+        <w:rPr>
+          <w:rStyle w:val="VerbatimChar"/>
+        </w:rPr>
+        <w:t xml:space="preserve">ViewLinkInjector</w:t>
+      </w:r>
+      <w:r>
+        <w:t xml:space="preserve">). That UI is fully retained — it remains the default path for in-context</w:t>
+      </w:r>
+      <w:r>
+        <w:t xml:space="preserve"> </w:t>
+      </w:r>
+      <w:r>
+        <w:t xml:space="preserve">“</w:t>
+      </w:r>
+      <w:r>
+        <w:t xml:space="preserve">share this record</w:t>
+      </w:r>
+      <w:r>
+        <w:t xml:space="preserve">”</w:t>
+      </w:r>
+      <w:r>
+        <w:t xml:space="preserve"> </w:t>
+      </w:r>
+      <w:r>
+        <w:t xml:space="preserve">actions.</w:t>
+      </w:r>
+    </w:p>
+    <w:p>
+      <w:pPr>
+        <w:pStyle w:val="BodyText"/>
+      </w:pPr>
+      <w:r>
+        <w:t xml:space="preserve">v0.2.0 adds a</w:t>
+      </w:r>
+      <w:r>
+        <w:t xml:space="preserve"> </w:t>
+      </w:r>
+      <w:r>
+        <w:rPr>
+          <w:bCs/>
+          <w:b/>
+        </w:rPr>
+        <w:t xml:space="preserve">complementary full-page issue form</w:t>
+      </w:r>
+      <w:r>
+        <w:t xml:space="preserve"> </w:t>
+      </w:r>
+      <w:r>
+        <w:t xml:space="preserve">at</w:t>
+      </w:r>
+      <w:r>
+        <w:t xml:space="preserve"> </w:t>
+      </w:r>
+      <w:r>
+        <w:rPr>
+          <w:rStyle w:val="VerbatimChar"/>
+        </w:rPr>
+        <w:t xml:space="preserve">/shareLink/issue?information_object_id=N</w:t>
+      </w:r>
+      <w:r>
+        <w:t xml:space="preserve">:</w:t>
+      </w:r>
+    </w:p>
+    <w:tbl>
+      <w:tblPr>
+        <w:tblStyle w:val="Table"/>
+        <w:tblW w:type="pct" w:w="5000"/>
+        <w:tblLook w:firstRow="1" w:lastRow="0" w:firstColumn="0" w:lastColumn="0" w:noHBand="0" w:noVBand="0" w:val="0020"/>
+        <w:jc w:val="start"/>
+      </w:tblPr>
+      <w:tblGrid>
+        <w:gridCol w:w="3960"/>
+        <w:gridCol w:w="3960"/>
+      </w:tblGrid>
+      <w:tr>
+        <w:trPr>
+          <w:tblHeader w:val="true"/>
+        </w:trPr>
+        <w:tc>
+          <w:tcPr/>
+          <w:p>
+            <w:pPr>
+              <w:pStyle w:val="Compact"/>
+              <w:jc w:val="left"/>
+            </w:pPr>
+            <w:r>
+              <w:t xml:space="preserve">Path</w:t>
+            </w:r>
+          </w:p>
+        </w:tc>
+        <w:tc>
+          <w:tcPr/>
+          <w:p>
+            <w:pPr>
+              <w:pStyle w:val="Compact"/>
+              <w:jc w:val="left"/>
+            </w:pPr>
+            <w:r>
+              <w:t xml:space="preserve">When to use it</w:t>
+            </w:r>
+          </w:p>
+        </w:tc>
+      </w:tr>
+      <w:tr>
+        <w:tc>
+          <w:tcPr/>
+          <w:p>
+            <w:pPr>
+              <w:pStyle w:val="Compact"/>
+              <w:jc w:val="left"/>
+            </w:pPr>
+            <w:r>
+              <w:t xml:space="preserve">Modal (in-context)</w:t>
+            </w:r>
+          </w:p>
+        </w:tc>
+        <w:tc>
+          <w:tcPr/>
+          <w:p>
+            <w:pPr>
+              <w:pStyle w:val="Compact"/>
+              <w:jc w:val="left"/>
+            </w:pPr>
+            <w:r>
+              <w:t xml:space="preserve">Curator is already looking at the record; one-click in-page issue</w:t>
+            </w:r>
+          </w:p>
+        </w:tc>
+      </w:tr>
+      <w:tr>
+        <w:tc>
+          <w:tcPr/>
+          <w:p>
+            <w:pPr>
+              <w:pStyle w:val="Compact"/>
+              <w:jc w:val="left"/>
+            </w:pPr>
+            <w:r>
+              <w:t xml:space="preserve">Full-page form</w:t>
+            </w:r>
+          </w:p>
+        </w:tc>
+        <w:tc>
+          <w:tcPr/>
+          <w:p>
+            <w:pPr>
+              <w:pStyle w:val="Compact"/>
+              <w:jc w:val="left"/>
+            </w:pPr>
+            <w:r>
+              <w:t xml:space="preserve">(a) Bookmarkable URL for a recurring sharing workflow; (b) accessibility — screen readers handle full pages better than modals; (c) demo/walkthrough flows where each step gets its own page</w:t>
+            </w:r>
+          </w:p>
+        </w:tc>
+      </w:tr>
+    </w:tbl>
+    <w:p>
+      <w:pPr>
+        <w:pStyle w:val="BodyText"/>
+      </w:pPr>
+      <w:r>
+        <w:t xml:space="preserve">The action</w:t>
+      </w:r>
+      <w:r>
+        <w:t xml:space="preserve"> </w:t>
+      </w:r>
+      <w:r>
+        <w:rPr>
+          <w:rStyle w:val="VerbatimChar"/>
+        </w:rPr>
+        <w:t xml:space="preserve">executeIssue</w:t>
+      </w:r>
+      <w:r>
+        <w:t xml:space="preserve"> </w:t>
+      </w:r>
+      <w:r>
+        <w:t xml:space="preserve">now</w:t>
+      </w:r>
+      <w:r>
+        <w:t xml:space="preserve"> </w:t>
+      </w:r>
+      <w:r>
+        <w:rPr>
+          <w:bCs/>
+          <w:b/>
+        </w:rPr>
+        <w:t xml:space="preserve">content-negotiates</w:t>
+      </w:r>
+      <w:r>
+        <w:t xml:space="preserve"> </w:t>
+      </w:r>
+      <w:r>
+        <w:t xml:space="preserve">the response:</w:t>
+      </w:r>
+    </w:p>
+    <w:p>
+      <w:pPr>
+        <w:numPr>
+          <w:ilvl w:val="0"/>
+          <w:numId w:val="1006"/>
+        </w:numPr>
+        <w:pStyle w:val="Compact"/>
+      </w:pPr>
+      <w:r>
+        <w:rPr>
+          <w:rStyle w:val="VerbatimChar"/>
+        </w:rPr>
+        <w:t xml:space="preserve">Accept: application/json</w:t>
+      </w:r>
+      <w:r>
+        <w:t xml:space="preserve"> </w:t>
+      </w:r>
+      <w:r>
+        <w:t xml:space="preserve">or</w:t>
+      </w:r>
+      <w:r>
+        <w:t xml:space="preserve"> </w:t>
+      </w:r>
+      <w:r>
+        <w:rPr>
+          <w:rStyle w:val="VerbatimChar"/>
+        </w:rPr>
+        <w:t xml:space="preserve">X-Requested-With: XMLHttpRequest</w:t>
+      </w:r>
+      <w:r>
+        <w:t xml:space="preserve"> </w:t>
+      </w:r>
+      <w:r>
+        <w:t xml:space="preserve">→ JSON (existing AJAX modal path, unchanged)</w:t>
+      </w:r>
+    </w:p>
+    <w:p>
+      <w:pPr>
+        <w:numPr>
+          <w:ilvl w:val="0"/>
+          <w:numId w:val="1006"/>
+        </w:numPr>
+        <w:pStyle w:val="Compact"/>
+      </w:pPr>
+      <w:r>
+        <w:t xml:space="preserve">Anything else → HTML form (</w:t>
+      </w:r>
+      <w:r>
+        <w:rPr>
+          <w:rStyle w:val="VerbatimChar"/>
+        </w:rPr>
+        <w:t xml:space="preserve">newSuccess.php</w:t>
+      </w:r>
+      <w:r>
+        <w:t xml:space="preserve">) on GET; HTML success page (</w:t>
+      </w:r>
+      <w:r>
+        <w:rPr>
+          <w:rStyle w:val="VerbatimChar"/>
+        </w:rPr>
+        <w:t xml:space="preserve">issueSuccess.php</w:t>
+      </w:r>
+      <w:r>
+        <w:t xml:space="preserve">) with copy-to-clipboard on successful POST</w:t>
+      </w:r>
+    </w:p>
+    <w:p>
+      <w:pPr>
+        <w:pStyle w:val="FirstParagraph"/>
+      </w:pPr>
+      <w:r>
+        <w:t xml:space="preserve">Validation errors take the form back through</w:t>
+      </w:r>
+      <w:r>
+        <w:t xml:space="preserve"> </w:t>
+      </w:r>
+      <w:r>
+        <w:rPr>
+          <w:rStyle w:val="VerbatimChar"/>
+        </w:rPr>
+        <w:t xml:space="preserve">renderIssueForm()</w:t>
+      </w:r>
+      <w:r>
+        <w:t xml:space="preserve"> </w:t>
+      </w:r>
+      <w:r>
+        <w:t xml:space="preserve">with a flash message instead of returning a 422 JSON body. The existing JSON API for external clients is untouched.</w:t>
+      </w:r>
+    </w:p>
+    <w:bookmarkEnd w:id="28"/>
+    <w:bookmarkStart w:id="29" w:name="licence"/>
+    <w:p>
+      <w:pPr>
+        <w:pStyle w:val="Heading2"/>
+      </w:pPr>
+      <w:r>
         <w:t xml:space="preserve">Licence</w:t>
       </w:r>
     </w:p>
@@ -2000,8 +2321,8 @@
         <w:t xml:space="preserve">AGPL-3.0-or-later. © 2026 The Archive and Heritage Group (Pty) Ltd.</w:t>
       </w:r>
     </w:p>
-    <w:bookmarkEnd w:id="28"/>
     <w:bookmarkEnd w:id="29"/>
+    <w:bookmarkEnd w:id="30"/>
     <w:sectPr/>
   </w:body>
 </w:document>
@@ -2200,6 +2521,9 @@
     <w:abstractNumId w:val="991"/>
   </w:num>
   <w:num w:numId="1005">
+    <w:abstractNumId w:val="991"/>
+  </w:num>
+  <w:num w:numId="1006">
     <w:abstractNumId w:val="991"/>
   </w:num>
 </w:numbering>

--- a/docs/AtoM_Heratio_TimeLimitedShareLink_Feature_Overview.docx
+++ b/docs/AtoM_Heratio_TimeLimitedShareLink_Feature_Overview.docx
@@ -779,7 +779,7 @@
                 <w:bCs/>
                 <w:b/>
               </w:rPr>
-              <w:t xml:space="preserve">GCIS RFB 001 2026/2027</w:t>
+              <w:t xml:space="preserve">applicable tender or regulatory framework</w:t>
             </w:r>
             <w:r>
               <w:t xml:space="preserve"> </w:t>
